--- a/docs/literature/Literature_review_Information_Theory_Causality_III_2020-2026.docx
+++ b/docs/literature/Literature_review_Information_Theory_Causality_III_2020-2026.docx
@@ -678,7 +678,7 @@
         <w:jc w:val="both"/>
       </w:pPr>
       <w:r>
-        <w:t xml:space="preserve">The second term measures how much of what happens in the system reaches the one who decides. In a managed system, it is the information that monitoring gives to the decision; if it is zero, monitoring has no effect, however accurate it is.</w:t>
+        <w:t xml:space="preserve">The second term measures how much of what happens in the system reaches the decision maker. In a managed system, it is the information that monitoring gives to the decision; if it is zero, monitoring has no effect, however accurate it is.</w:t>
       </w:r>
     </w:p>
     <w:p>
@@ -707,7 +707,7 @@
         <w:jc w:val="both"/>
       </w:pPr>
       <w:r>
-        <w:t xml:space="preserve">Rate–distortion theory [B18] gives the least information needed to reach a given accuracy. Sims [B3] used this for decision makers with limited attention, and Tishby and Polani [B4] for the policies of agents: a policy that uses less information about the state is cheaper, but less good. The solution of the problem with an information cost has a Boltzmann form [B19]:</w:t>
+        <w:t xml:space="preserve">Rate–distortion theory [B18] gives the least information needed to reach a given accuracy. Sims [B3] used this for decision makers with limited attention, and Tishby and Polani [B4] for the policies of agents: a policy that uses less information about the state is cheaper, but performs worse. The solution of the problem with an information cost has a Boltzmann form [B19]:</w:t>
       </w:r>
     </w:p>
     <w:p>
@@ -1232,7 +1232,7 @@
         <w:jc w:val="both"/>
       </w:pPr>
       <w:r>
-        <w:t xml:space="preserve">Howard [B5] defined the value of information as the expected gain in the decision when the information comes before it. Blackwell [B6] showed that one experiment is more informative than another for every decision problem if and only if the second can be obtained from the first through an additional noise channel:</w:t>
+        <w:t xml:space="preserve">Howard [B5] defined the value of information as the expected gain from the decision when the information arrives before it. Blackwell [B6] showed that one experiment is more informative than another for every decision problem if and only if the second can be obtained from the first through an additional noise channel:</w:t>
       </w:r>
     </w:p>
     <w:p>
@@ -6281,7 +6281,7 @@
             <w:vAlign w:val="top"/>
           </w:tcPr>
           <w:p>
-            <w:hyperlink w:history="1" r:id="rIdjyyljtcgozm3yzinn-cr7">
+            <w:hyperlink w:history="1" r:id="rIdpoxik_xa6jvxdhvh6_lpj">
               <w:r>
                 <w:rPr>
                   <w:color w:val="1D4ED8"/>
@@ -7200,7 +7200,7 @@
             <w:vAlign w:val="top"/>
           </w:tcPr>
           <w:p>
-            <w:hyperlink w:history="1" r:id="rIdcymevelhpo-fo5zfgkegw">
+            <w:hyperlink w:history="1" r:id="rId-sp1l6c5whchof4tfd6nh">
               <w:r>
                 <w:rPr>
                   <w:color w:val="1D4ED8"/>
@@ -8231,7 +8231,7 @@
             <w:vAlign w:val="top"/>
           </w:tcPr>
           <w:p>
-            <w:hyperlink w:history="1" r:id="rIdwfj60nd4jrus7sttyhahb">
+            <w:hyperlink w:history="1" r:id="rId_zhsmbkhbjtv7fcpz13ks">
               <w:r>
                 <w:rPr>
                   <w:color w:val="1D4ED8"/>
@@ -9195,7 +9195,7 @@
             <w:vAlign w:val="top"/>
           </w:tcPr>
           <w:p>
-            <w:hyperlink w:history="1" r:id="rIdj_khf7yk0e0idelkf3cci">
+            <w:hyperlink w:history="1" r:id="rId2o0bxx-_efiy_0t8hc48_">
               <w:r>
                 <w:rPr>
                   <w:color w:val="1D4ED8"/>
@@ -10552,7 +10552,7 @@
             <w:vAlign w:val="top"/>
           </w:tcPr>
           <w:p>
-            <w:hyperlink w:history="1" r:id="rIdgbmywy4ycaw92tuzbawms">
+            <w:hyperlink w:history="1" r:id="rIdba0q6h9gn10_3wi4nh3js">
               <w:r>
                 <w:rPr>
                   <w:color w:val="1D4ED8"/>
@@ -11264,7 +11264,7 @@
         <w:jc w:val="both"/>
       </w:pPr>
       <w:r>
-        <w:t xml:space="preserve">All five Harvard papers come from the lab of Samuel Gershman and follow one idea: the action policy is a channel from state to action, and its bits cost. Gershman derives perseveration from this trade-off [H1]; Bilal Bari and Gershman explain undermatching [H2]; Shuze Liu and Gershman extend the framework to large action spaces [H3]; Lucy Lai and Gershman give direct behavioral evidence [H4]; and Gershman and Lai measure reward–complexity curves in schizophrenia [H5].</w:t>
+        <w:t xml:space="preserve">All five Harvard papers come from the lab of Samuel Gershman and follow one idea: the action policy is a channel from state to action, and its bits have a cost. Gershman derives perseveration from this trade-off [H1]; Bilal Bari and Gershman explain undermatching [H2]; Shuze Liu and Gershman extend the framework to large action spaces [H3]; Lucy Lai and Gershman give direct behavioral evidence [H4]; and Gershman and Lai measure reward–complexity curves in schizophrenia [H5].</w:t>
       </w:r>
     </w:p>
     <w:p>
@@ -11445,7 +11445,7 @@
             <w:vAlign w:val="top"/>
           </w:tcPr>
           <w:p>
-            <w:hyperlink w:history="1" r:id="rId9walictns2saufxxjyfu-">
+            <w:hyperlink w:history="1" r:id="rIdmjpubzjzfg9enrhdhety3">
               <w:r>
                 <w:rPr>
                   <w:color w:val="1D4ED8"/>
@@ -13007,7 +13007,7 @@
             <w:vAlign w:val="top"/>
           </w:tcPr>
           <w:p>
-            <w:hyperlink w:history="1" r:id="rId2imnteqggvfaz8-jfkxgo">
+            <w:hyperlink w:history="1" r:id="rId9eqygrjkdwfshnx_ktj2t">
               <w:r>
                 <w:rPr>
                   <w:color w:val="1D4ED8"/>
@@ -13956,7 +13956,7 @@
             <w:vAlign w:val="top"/>
           </w:tcPr>
           <w:p>
-            <w:hyperlink w:history="1" r:id="rIdnn7ju74ibsocxji7htba-">
+            <w:hyperlink w:history="1" r:id="rIdwgywtvo7nzwl9gkionneq">
               <w:r>
                 <w:rPr>
                   <w:color w:val="1D4ED8"/>
@@ -14773,7 +14773,7 @@
             <w:vAlign w:val="top"/>
           </w:tcPr>
           <w:p>
-            <w:hyperlink w:history="1" r:id="rId32ypzkfjg96o42stwy-_c">
+            <w:hyperlink w:history="1" r:id="rIdbws2jcpbnlebyd-qukzpz">
               <w:r>
                 <w:rPr>
                   <w:color w:val="1D4ED8"/>
@@ -14964,7 +14964,7 @@
         <w:t xml:space="preserve">Summary. </w:t>
       </w:r>
       <w:r>
-        <w:t xml:space="preserve">The paper gives behavioral evidence that people prefer simpler policies, as predicted by a capacity-limited reinforcement learning model. Compressed policies are systematically biased toward actions with high marginal probability, and thus discard part of the information about the state. This bias grows when the reward-maximizing policy has redundancy across states and when memory load increases. The prediction that time pressure further lowers policy complexity and increases the bias was also confirmed, and is explained by the time-limited decoding of a compressed code. The results are not explained by models that do not use capacity-limited policy compression.</w:t>
+        <w:t xml:space="preserve">The paper gives behavioral evidence that people prefer simpler policies, as predicted by a capacity-limited reinforcement learning model. Compressed policies are systematically biased toward actions with high marginal probability, and thus discard part of the information about the state. This bias grows when the reward-maximizing policy has redundancy across states and when memory load increases. The prediction that time pressure further lowers policy complexity and increases the bias was also confirmed, and is explained by the decoding of a compressed code over time. The results are not explained by models that do not use capacity-limited policy compression.</w:t>
       </w:r>
     </w:p>
     <w:p>
@@ -15616,7 +15616,7 @@
             <w:vAlign w:val="top"/>
           </w:tcPr>
           <w:p>
-            <w:hyperlink w:history="1" r:id="rId0djn32yv8xwarqcxzb-ew">
+            <w:hyperlink w:history="1" r:id="rIdcfy3mtb_phstimatd9dbo">
               <w:r>
                 <w:rPr>
                   <w:color w:val="1D4ED8"/>
@@ -16371,7 +16371,7 @@
             <w:vAlign w:val="top"/>
           </w:tcPr>
           <w:p>
-            <w:hyperlink w:history="1" r:id="rIduadl2h7te1w8okjfk9pkc">
+            <w:hyperlink w:history="1" r:id="rIdrpekxofjtlpplihw6pqf_">
               <w:r>
                 <w:rPr>
                   <w:color w:val="1D4ED8"/>
@@ -17498,7 +17498,7 @@
             <w:vAlign w:val="top"/>
           </w:tcPr>
           <w:p>
-            <w:hyperlink w:history="1" r:id="rIddulhyyxztrjl65lzkids3">
+            <w:hyperlink w:history="1" r:id="rIdfapdktsy4u74cnvyitpe-">
               <w:r>
                 <w:rPr>
                   <w:color w:val="1D4ED8"/>
@@ -18840,7 +18840,7 @@
             <w:vAlign w:val="top"/>
           </w:tcPr>
           <w:p>
-            <w:hyperlink w:history="1" r:id="rId_2ke3zjbhmzvumwt46fa-">
+            <w:hyperlink w:history="1" r:id="rId6fbbjx-tj5w7kgvyxjwuo">
               <w:r>
                 <w:rPr>
                   <w:color w:val="1D4ED8"/>
@@ -20000,7 +20000,7 @@
             <w:vAlign w:val="top"/>
           </w:tcPr>
           <w:p>
-            <w:hyperlink w:history="1" r:id="rIdmtkhc379nnwpiuurfvtj9">
+            <w:hyperlink w:history="1" r:id="rId-ammha_xvnapxdoj12tzd">
               <w:r>
                 <w:rPr>
                   <w:color w:val="1D4ED8"/>
@@ -20958,7 +20958,7 @@
             <w:vAlign w:val="top"/>
           </w:tcPr>
           <w:p>
-            <w:hyperlink w:history="1" r:id="rId8d5ethqpesbxyg7pe56vq">
+            <w:hyperlink w:history="1" r:id="rIdmgezm70sohxn4wlizw9jw">
               <w:r>
                 <w:rPr>
                   <w:color w:val="1D4ED8"/>
@@ -22043,7 +22043,7 @@
             <w:vAlign w:val="top"/>
           </w:tcPr>
           <w:p>
-            <w:hyperlink w:history="1" r:id="rIdkxkodmaoy4fia3vpgvuf8">
+            <w:hyperlink w:history="1" r:id="rIdj6iqkurm2bcyuefphlzh2">
               <w:r>
                 <w:rPr>
                   <w:color w:val="1D4ED8"/>
@@ -22949,7 +22949,7 @@
           <w:sz w:val="19"/>
           <w:szCs w:val="19"/>
         </w:rPr>
-        <w:t xml:space="preserve"> that achievable without any observation, </w:t>
+        <w:t xml:space="preserve"> the reward achievable without any observation, </w:t>
       </w:r>
       <m:oMath>
         <m:r>
@@ -23375,7 +23375,7 @@
             <w:vAlign w:val="top"/>
           </w:tcPr>
           <w:p>
-            <w:hyperlink w:history="1" r:id="rId6bd4xhgg3gsoy4srinzfe">
+            <w:hyperlink w:history="1" r:id="rIdbjy5g-py2frv-u_bvvxze">
               <w:r>
                 <w:rPr>
                   <w:color w:val="1D4ED8"/>
@@ -24726,7 +24726,7 @@
             <w:vAlign w:val="top"/>
           </w:tcPr>
           <w:p>
-            <w:hyperlink w:history="1" r:id="rIdx9sqendcjibzggjd2vjgz">
+            <w:hyperlink w:history="1" r:id="rIddl_umouzij7xwo1ei1nnf">
               <w:r>
                 <w:rPr>
                   <w:color w:val="1D4ED8"/>
@@ -25866,7 +25866,7 @@
             <w:vAlign w:val="top"/>
           </w:tcPr>
           <w:p>
-            <w:hyperlink w:history="1" r:id="rIdcln9qr0j5blviaqpc1ks7">
+            <w:hyperlink w:history="1" r:id="rIdgtdoisyj_fwf9vhkgw21o">
               <w:r>
                 <w:rPr>
                   <w:color w:val="1D4ED8"/>
@@ -26993,7 +26993,7 @@
             <w:vAlign w:val="top"/>
           </w:tcPr>
           <w:p>
-            <w:hyperlink w:history="1" r:id="rIdl2yepbv629-jbmmbnuf0f">
+            <w:hyperlink w:history="1" r:id="rIdovmrljox7kqonfcqv0k6z">
               <w:r>
                 <w:rPr>
                   <w:color w:val="1D4ED8"/>
@@ -29163,7 +29163,7 @@
                 <w:sz w:val="17"/>
                 <w:szCs w:val="17"/>
               </w:rPr>
-              <w:t xml:space="preserve">With limited sets of considered actions.</w:t>
+              <w:t xml:space="preserve">With limited sets of actions under consideration.</w:t>
             </w:r>
           </w:p>
         </w:tc>
@@ -30283,7 +30283,7 @@
         <w:jc w:val="both"/>
       </w:pPr>
       <w:r>
-        <w:t xml:space="preserve">The strongest theme of the set is the information that reaches the decision. When the action policy is treated as a channel from state to action and its bits cost, the optimal solution has a Boltzmann form with a bias toward frequent actions. This explains perseveration [H1] and the asymmetry between undermatching and overmatching [H2], extends to large action spaces [H3], is confirmed in experiments [H4] and separates patients from the control group [H5]. The same cost, as a KL divergence from a default policy, makes planning linear [P3] and puts a price on planning itself [P5]. In the language of Massey's conservation law, policy complexity is the feedback term for one decision; section 9 measures exactly this for the operator of the well field.</w:t>
+        <w:t xml:space="preserve">The strongest theme of the set is the information that reaches the decision. When the action policy is treated as a channel from state to action and its bits have a cost, the optimal solution has a Boltzmann form with a bias toward frequent actions. This explains perseveration [H1] and the asymmetry between undermatching and overmatching [H2], extends to large action spaces [H3], is confirmed in experiments [H4] and separates patients from the control group [H5]. The same cost, as a KL divergence from a default policy, makes planning linear [P3] and puts a price on planning itself [P5]. In the language of Massey's conservation law, policy complexity is the feedback term for one decision; section 9 measures exactly this for the operator of the well field.</w:t>
       </w:r>
     </w:p>
     <w:p>
@@ -30592,7 +30592,7 @@
               </w:rPr>
               <w:t xml:space="preserve">, 8, 69. </w:t>
             </w:r>
-            <w:hyperlink w:history="1" r:id="rIdkz-ufkj34_u6plykikdf9">
+            <w:hyperlink w:history="1" r:id="rIdr-qmybjyxechojbkfqvxo">
               <w:r>
                 <w:rPr>
                   <w:color w:val="1D4ED8"/>
@@ -30689,7 +30689,7 @@
               </w:rPr>
               <w:t xml:space="preserve">, PMLR 244, 3279–3298. </w:t>
             </w:r>
-            <w:hyperlink w:history="1" r:id="rIdhblgqdyhkb_wvpkyyr5ei">
+            <w:hyperlink w:history="1" r:id="rIdazrxjrf9xzaahmngwege1">
               <w:r>
                 <w:rPr>
                   <w:color w:val="1D4ED8"/>
@@ -30871,7 +30871,7 @@
               </w:rPr>
               <w:t xml:space="preserve">, 11, 3365. </w:t>
             </w:r>
-            <w:hyperlink w:history="1" r:id="rIdnttyuqx20k5i2kd0oeiq3">
+            <w:hyperlink w:history="1" r:id="rIdh45-igss5hqmv9yqrwmiv">
               <w:r>
                 <w:rPr>
                   <w:color w:val="1D4ED8"/>
@@ -30967,7 +30967,7 @@
               </w:rPr>
               <w:t xml:space="preserve">, 45 (issue and pages not seen). </w:t>
             </w:r>
-            <w:hyperlink w:history="1" r:id="rIdpgsji17rwcalmngtquhy2">
+            <w:hyperlink w:history="1" r:id="rIdd8rvnbgelg7ahaqn9kpxu">
               <w:r>
                 <w:rPr>
                   <w:color w:val="1D4ED8"/>
@@ -31149,7 +31149,7 @@
               </w:rPr>
               <w:t xml:space="preserve">. </w:t>
             </w:r>
-            <w:hyperlink w:history="1" r:id="rIdlzh_5spmb7rae8usyev2a">
+            <w:hyperlink w:history="1" r:id="rIdnzqblcv9b4aymtt1805m8">
               <w:r>
                 <w:rPr>
                   <w:color w:val="1D4ED8"/>
@@ -31246,7 +31246,7 @@
               </w:rPr>
               <w:t xml:space="preserve">, paper 101. </w:t>
             </w:r>
-            <w:hyperlink w:history="1" r:id="rIdfvmzctknpaql5mkr0u6ey">
+            <w:hyperlink w:history="1" r:id="rIdzti0lfgcelzrry83mw4na">
               <w:r>
                 <w:rPr>
                   <w:color w:val="1D4ED8"/>
@@ -34254,7 +34254,7 @@
         <w:t xml:space="preserve">INNOVATION  </w:t>
       </w:r>
       <w:r>
-        <w:t xml:space="preserve">KTHIMI-GO treats aquifer monitoring as a feedback channel from the toe of the interface to the pumping decision and measures the value of a monitoring network by the directed information that reaches the decision, the feedback term in Massey's conservation law. The new step for the optimal design of experiments and of monitoring is that a design is assessed not only by the accuracy of the sensor, but by the “sensor plus decision rule” system: in the test, feedback information ranks the 24 designs with a correlation of −0.97 with the salinization risk, while sensor information reaches only −0.16, and a stronger operator response is worth more than a perfect sensor.</w:t>
+        <w:t xml:space="preserve">KTHIMI-GO treats aquifer monitoring as a feedback channel from the toe of the interface to the pumping decision and measures the value of a monitoring network by the directed information that reaches the decision, the feedback term in Massey's conservation law. The new step for the optimal design of experiments and of monitoring is that a design is assessed not only by the accuracy of the sensor, but by the “sensor plus decision rule” system: in the test, feedback information ranks the 24 designs with a correlation of −0.97 with the salinization risk, while sensor information gives only −0.16, and a stronger operator response is worth more than a perfect sensor.</w:t>
       </w:r>
     </w:p>
     <w:p>
@@ -34379,7 +34379,7 @@
         <w:jc w:val="both"/>
       </w:pPr>
       <w:r>
-        <w:t xml:space="preserve">The measure does not know which information is more valuable for the goal; two designs with the same number of bits can differ in risk, so it should be used for ranking and for pre-screening.</w:t>
+        <w:t xml:space="preserve">The measure does not tell which information is more valuable for the goal; two designs with the same number of bits can differ in risk, so it should be used for ranking and for pre-screening.</w:t>
       </w:r>
     </w:p>
     <w:p>
@@ -34583,7 +34583,7 @@
                 <w:sz w:val="16"/>
                 <w:szCs w:val="16"/>
               </w:rPr>
-              <w:t xml:space="preserve">State–action information as the feedback term for a single decision; bits cost.</w:t>
+              <w:t xml:space="preserve">State–action information as the feedback term for a single decision; bits have a cost.</w:t>
             </w:r>
           </w:p>
         </w:tc>
@@ -35164,7 +35164,7 @@
         </w:rPr>
         <w:t xml:space="preserve"> </w:t>
       </w:r>
-      <w:hyperlink w:history="1" r:id="rIdlsiehoc9dpkjbzibank5e">
+      <w:hyperlink w:history="1" r:id="rIdxvdf9huxuo96km4nzvhdg">
         <w:r>
           <w:rPr>
             <w:color w:val="1D4ED8"/>
@@ -35268,7 +35268,7 @@
         </w:rPr>
         <w:t xml:space="preserve"> </w:t>
       </w:r>
-      <w:hyperlink w:history="1" r:id="rId8nvajl7baicmllqhtlslf">
+      <w:hyperlink w:history="1" r:id="rIdaf3hxyvp_r-rifoqsp5ef">
         <w:r>
           <w:rPr>
             <w:color w:val="1D4ED8"/>
@@ -35329,7 +35329,7 @@
         </w:rPr>
         <w:t xml:space="preserve"> </w:t>
       </w:r>
-      <w:hyperlink w:history="1" r:id="rIdvops3lftrie2bnddrfgha">
+      <w:hyperlink w:history="1" r:id="rIddpzweqbji4odgzbeth0kr">
         <w:r>
           <w:rPr>
             <w:color w:val="1D4ED8"/>
@@ -35390,7 +35390,7 @@
         </w:rPr>
         <w:t xml:space="preserve"> </w:t>
       </w:r>
-      <w:hyperlink w:history="1" r:id="rId2a2jmgqby-o_urbzyd-uk">
+      <w:hyperlink w:history="1" r:id="rId8mapxxzl-ogjwdfvv5arz">
         <w:r>
           <w:rPr>
             <w:color w:val="1D4ED8"/>
@@ -35451,7 +35451,7 @@
         </w:rPr>
         <w:t xml:space="preserve"> </w:t>
       </w:r>
-      <w:hyperlink w:history="1" r:id="rIdjpkbvhf9ba8jew4b3mzkj">
+      <w:hyperlink w:history="1" r:id="rIdc1l3thegpr_svodzf38o1">
         <w:r>
           <w:rPr>
             <w:color w:val="1D4ED8"/>
@@ -35512,7 +35512,7 @@
         </w:rPr>
         <w:t xml:space="preserve"> </w:t>
       </w:r>
-      <w:hyperlink w:history="1" r:id="rId1foj6iz2xhvxguv2rvful">
+      <w:hyperlink w:history="1" r:id="rIduibbqjzdzslhleggrjqwg">
         <w:r>
           <w:rPr>
             <w:color w:val="1D4ED8"/>
@@ -35573,7 +35573,7 @@
         </w:rPr>
         <w:t xml:space="preserve"> </w:t>
       </w:r>
-      <w:hyperlink w:history="1" r:id="rIdt5l3tyuvpxuomochx4nqx">
+      <w:hyperlink w:history="1" r:id="rIdnyhkitqysqfyrb-93nyyd">
         <w:r>
           <w:rPr>
             <w:color w:val="1D4ED8"/>
@@ -35634,7 +35634,7 @@
         </w:rPr>
         <w:t xml:space="preserve"> </w:t>
       </w:r>
-      <w:hyperlink w:history="1" r:id="rIdhohovaytinzjiwldcx8lc">
+      <w:hyperlink w:history="1" r:id="rIdsg54mpakrnyeqxgftrwhr">
         <w:r>
           <w:rPr>
             <w:color w:val="1D4ED8"/>
@@ -35695,7 +35695,7 @@
         </w:rPr>
         <w:t xml:space="preserve"> </w:t>
       </w:r>
-      <w:hyperlink w:history="1" r:id="rIdaiqufwj1nq5j3w7od16eb">
+      <w:hyperlink w:history="1" r:id="rIdvptqsqsfugczfqjtinpq4">
         <w:r>
           <w:rPr>
             <w:color w:val="1D4ED8"/>
@@ -35756,7 +35756,7 @@
         </w:rPr>
         <w:t xml:space="preserve"> </w:t>
       </w:r>
-      <w:hyperlink w:history="1" r:id="rIdm75ru0psbtpdofjjw9yoo">
+      <w:hyperlink w:history="1" r:id="rIdqhasyoq8g_rcgpnoicmte">
         <w:r>
           <w:rPr>
             <w:color w:val="1D4ED8"/>
@@ -35817,7 +35817,7 @@
         </w:rPr>
         <w:t xml:space="preserve"> </w:t>
       </w:r>
-      <w:hyperlink w:history="1" r:id="rIdgpbm5dgcgxaqvlq-uqc_f">
+      <w:hyperlink w:history="1" r:id="rIdi4x6wtrprxpaux1atmtdg">
         <w:r>
           <w:rPr>
             <w:color w:val="1D4ED8"/>
@@ -35878,7 +35878,7 @@
         </w:rPr>
         <w:t xml:space="preserve"> </w:t>
       </w:r>
-      <w:hyperlink w:history="1" r:id="rId9cef1vbon-lz_feg_1d3g">
+      <w:hyperlink w:history="1" r:id="rIdsmueqvpcc1izm_uyrkojb">
         <w:r>
           <w:rPr>
             <w:color w:val="1D4ED8"/>
@@ -35939,7 +35939,7 @@
         </w:rPr>
         <w:t xml:space="preserve"> </w:t>
       </w:r>
-      <w:hyperlink w:history="1" r:id="rId6wchlzwnsjz0kbdkacg-m">
+      <w:hyperlink w:history="1" r:id="rIdumd3y-s4a5u-aojcopelc">
         <w:r>
           <w:rPr>
             <w:color w:val="1D4ED8"/>
@@ -36000,7 +36000,7 @@
         </w:rPr>
         <w:t xml:space="preserve"> </w:t>
       </w:r>
-      <w:hyperlink w:history="1" r:id="rId67hw2m_gmaf2nk9gtjb11">
+      <w:hyperlink w:history="1" r:id="rIdw0ceyyuznihgtrlwpiazx">
         <w:r>
           <w:rPr>
             <w:color w:val="1D4ED8"/>
@@ -36104,7 +36104,7 @@
         </w:rPr>
         <w:t xml:space="preserve"> </w:t>
       </w:r>
-      <w:hyperlink w:history="1" r:id="rIdr4cdw_rnnexh0dkaayim0">
+      <w:hyperlink w:history="1" r:id="rIdunv0rsrhfwfau9dqemtsz">
         <w:r>
           <w:rPr>
             <w:color w:val="1D4ED8"/>
@@ -36165,7 +36165,7 @@
         </w:rPr>
         <w:t xml:space="preserve"> </w:t>
       </w:r>
-      <w:hyperlink w:history="1" r:id="rIdjd_t18uqcmejfpui8mwhr">
+      <w:hyperlink w:history="1" r:id="rIdzch9bjrqymjdplkmrdfvq">
         <w:r>
           <w:rPr>
             <w:color w:val="1D4ED8"/>
@@ -36237,7 +36237,7 @@
         </w:rPr>
         <w:t xml:space="preserve"> </w:t>
       </w:r>
-      <w:hyperlink w:history="1" r:id="rIdyjupsaq_wzq5-g-nr0ytq">
+      <w:hyperlink w:history="1" r:id="rIde5kocyqzxulffivbr9xvn">
         <w:r>
           <w:rPr>
             <w:color w:val="1D4ED8"/>
@@ -36298,7 +36298,7 @@
         </w:rPr>
         <w:t xml:space="preserve"> </w:t>
       </w:r>
-      <w:hyperlink w:history="1" r:id="rIdyoanan8ol4rejyop7z9wn">
+      <w:hyperlink w:history="1" r:id="rIdhfyeesbnbmobrwbd9zhed">
         <w:r>
           <w:rPr>
             <w:color w:val="1D4ED8"/>
@@ -36359,7 +36359,7 @@
         </w:rPr>
         <w:t xml:space="preserve"> </w:t>
       </w:r>
-      <w:hyperlink w:history="1" r:id="rIdij_k5n9okt2n71qasl9pn">
+      <w:hyperlink w:history="1" r:id="rId93llpkriebqpakdaeqeoe">
         <w:r>
           <w:rPr>
             <w:color w:val="1D4ED8"/>
@@ -36420,7 +36420,7 @@
         </w:rPr>
         <w:t xml:space="preserve"> </w:t>
       </w:r>
-      <w:hyperlink w:history="1" r:id="rIdsbxogmrdzknorwdqef1bg">
+      <w:hyperlink w:history="1" r:id="rId9zefhldlngelvllewtdf1">
         <w:r>
           <w:rPr>
             <w:color w:val="1D4ED8"/>
@@ -36481,7 +36481,7 @@
         </w:rPr>
         <w:t xml:space="preserve"> </w:t>
       </w:r>
-      <w:hyperlink w:history="1" r:id="rIdr5xnobn0c3ckahr9pmh5p">
+      <w:hyperlink w:history="1" r:id="rIdezx411pm-fvker08a41xw">
         <w:r>
           <w:rPr>
             <w:color w:val="1D4ED8"/>
@@ -36542,7 +36542,7 @@
         </w:rPr>
         <w:t xml:space="preserve"> </w:t>
       </w:r>
-      <w:hyperlink w:history="1" r:id="rIdvbenrfhyvxv3hrrkabzzs">
+      <w:hyperlink w:history="1" r:id="rIdef9woc9ixxzyl4vpbx35s">
         <w:r>
           <w:rPr>
             <w:color w:val="1D4ED8"/>
@@ -36603,7 +36603,7 @@
         </w:rPr>
         <w:t xml:space="preserve"> </w:t>
       </w:r>
-      <w:hyperlink w:history="1" r:id="rIdxcft4fiuc-poy6t1xmrar">
+      <w:hyperlink w:history="1" r:id="rIdwfn34jggeoj23alkio7cs">
         <w:r>
           <w:rPr>
             <w:color w:val="1D4ED8"/>
@@ -36664,7 +36664,7 @@
         </w:rPr>
         <w:t xml:space="preserve"> </w:t>
       </w:r>
-      <w:hyperlink w:history="1" r:id="rIdfesv2gchf8xlbhh6yylrx">
+      <w:hyperlink w:history="1" r:id="rIdrimscnejxs34sxkhpflwz">
         <w:r>
           <w:rPr>
             <w:color w:val="1D4ED8"/>
@@ -36725,7 +36725,7 @@
         </w:rPr>
         <w:t xml:space="preserve"> </w:t>
       </w:r>
-      <w:hyperlink w:history="1" r:id="rIdr_pnaaya12kiulsry_-du">
+      <w:hyperlink w:history="1" r:id="rIdmxg7isoa1a1ymbvl11afl">
         <w:r>
           <w:rPr>
             <w:color w:val="1D4ED8"/>
@@ -36786,7 +36786,7 @@
         </w:rPr>
         <w:t xml:space="preserve"> </w:t>
       </w:r>
-      <w:hyperlink w:history="1" r:id="rIdqnopvxsv5ynlj9f1y95ns">
+      <w:hyperlink w:history="1" r:id="rIdcuflxtq--ygm6n-mycxs1">
         <w:r>
           <w:rPr>
             <w:color w:val="1D4ED8"/>
@@ -36847,7 +36847,7 @@
         </w:rPr>
         <w:t xml:space="preserve"> </w:t>
       </w:r>
-      <w:hyperlink w:history="1" r:id="rIdxmu7xsax08hn5pk3k_tgq">
+      <w:hyperlink w:history="1" r:id="rIdwsumu_1g5qmbh6nqduc_j">
         <w:r>
           <w:rPr>
             <w:color w:val="1D4ED8"/>
@@ -36908,7 +36908,7 @@
         </w:rPr>
         <w:t xml:space="preserve"> </w:t>
       </w:r>
-      <w:hyperlink w:history="1" r:id="rId4wjn625hm6q2mneker5t6">
+      <w:hyperlink w:history="1" r:id="rIdauqlsum_rh5k5ms6sfk3d">
         <w:r>
           <w:rPr>
             <w:color w:val="1D4ED8"/>
@@ -36969,7 +36969,7 @@
         </w:rPr>
         <w:t xml:space="preserve"> </w:t>
       </w:r>
-      <w:hyperlink w:history="1" r:id="rId8tovrotwxkeiqeb1iwxe0">
+      <w:hyperlink w:history="1" r:id="rIdiz5oohetzybdovq2szb8i">
         <w:r>
           <w:rPr>
             <w:color w:val="1D4ED8"/>
@@ -37030,7 +37030,7 @@
         </w:rPr>
         <w:t xml:space="preserve"> </w:t>
       </w:r>
-      <w:hyperlink w:history="1" r:id="rIdpyqcbucu0ifubn1c0myur">
+      <w:hyperlink w:history="1" r:id="rIdpg5tny77visik2jxiw0ru">
         <w:r>
           <w:rPr>
             <w:color w:val="1D4ED8"/>
@@ -37091,7 +37091,7 @@
         </w:rPr>
         <w:t xml:space="preserve"> </w:t>
       </w:r>
-      <w:hyperlink w:history="1" r:id="rIdewogw-oub6dv8xdrkkwb8">
+      <w:hyperlink w:history="1" r:id="rIdpssnwjxn80gsnbypuxcbu">
         <w:r>
           <w:rPr>
             <w:color w:val="1D4ED8"/>
@@ -37152,7 +37152,7 @@
         </w:rPr>
         <w:t xml:space="preserve"> </w:t>
       </w:r>
-      <w:hyperlink w:history="1" r:id="rIdskbkk_gvlrg6uw_wd1cux">
+      <w:hyperlink w:history="1" r:id="rIdtizh6-01ffhl_cfd9xvay">
         <w:r>
           <w:rPr>
             <w:color w:val="1D4ED8"/>
@@ -37213,7 +37213,7 @@
         </w:rPr>
         <w:t xml:space="preserve"> </w:t>
       </w:r>
-      <w:hyperlink w:history="1" r:id="rIdaigdihlsbjqwp97izanhf">
+      <w:hyperlink w:history="1" r:id="rIddwctbk8jqz2ginj-c2a2v">
         <w:r>
           <w:rPr>
             <w:color w:val="1D4ED8"/>
@@ -37274,7 +37274,7 @@
         </w:rPr>
         <w:t xml:space="preserve"> </w:t>
       </w:r>
-      <w:hyperlink w:history="1" r:id="rIdoeiobwialfyo2mnzurek4">
+      <w:hyperlink w:history="1" r:id="rIdiodsyeqwy79acwztukbik">
         <w:r>
           <w:rPr>
             <w:color w:val="1D4ED8"/>
@@ -37335,7 +37335,7 @@
         </w:rPr>
         <w:t xml:space="preserve"> </w:t>
       </w:r>
-      <w:hyperlink w:history="1" r:id="rIdeexmfpcqf7n-bv2ese8ae">
+      <w:hyperlink w:history="1" r:id="rIdd-92fm4kt92cf-g6xfiel">
         <w:r>
           <w:rPr>
             <w:color w:val="1D4ED8"/>
@@ -37396,7 +37396,7 @@
         </w:rPr>
         <w:t xml:space="preserve"> </w:t>
       </w:r>
-      <w:hyperlink w:history="1" r:id="rIdm8puwb4m2e5rfepxpgdht">
+      <w:hyperlink w:history="1" r:id="rIdmem1dpowizz2ntyejkity">
         <w:r>
           <w:rPr>
             <w:color w:val="1D4ED8"/>
